--- a/docs/assets/reference-mslearn.docx
+++ b/docs/assets/reference-mslearn.docx
@@ -145,10 +145,7 @@
         <w:pStyle w:val="BodyText"/>
       </w:pPr>
       <w:r>
-        <w:t xml:space="preserve">Body Text. Body Text Char.</w:t>
-      </w:r>
-      <w:r>
-        <w:t xml:space="preserve"> </w:t>
+        <w:t xml:space="preserve">Body Text. Body Text Char. </w:t>
       </w:r>
       <w:r>
         <w:rPr>
@@ -157,10 +154,7 @@
         <w:t xml:space="preserve">Verbatim Char</w:t>
       </w:r>
       <w:r>
-        <w:t xml:space="preserve">.</w:t>
-      </w:r>
-      <w:r>
-        <w:t xml:space="preserve"> </w:t>
+        <w:t xml:space="preserve">. </w:t>
       </w:r>
       <w:hyperlink r:id="rId30">
         <w:r>
@@ -171,13 +165,7 @@
         </w:r>
       </w:hyperlink>
       <w:r>
-        <w:t xml:space="preserve">.</w:t>
-      </w:r>
-      <w:r>
-        <w:t xml:space="preserve"> </w:t>
-      </w:r>
-      <w:r>
-        <w:t xml:space="preserve">Footnote.</w:t>
+        <w:t>. Footnote.</w:t>
       </w:r>
       <w:r>
         <w:rPr>
@@ -1101,6 +1089,29 @@
     <w:name w:val="Body Text Char"/>
     <w:basedOn w:val="DefaultParagraphFont"/>
     <w:link w:val="BodyText"/>
+  </w:style>
+  <w:style w:type="paragraph" w:customStyle="1" w:styleId="SourceCode">
+    <w:name w:val="Source Code"/>
+    <w:basedOn w:val="Normal"/>
+    <w:link w:val="VerbatimChar"/>
+    <w:pPr>
+      <w:pBdr>
+        <w:top w:val="single" w:sz="6" w:space="6" w:color="D1D5DA"/>
+        <w:left w:val="single" w:sz="6" w:space="6" w:color="D1D5DA"/>
+        <w:bottom w:val="single" w:sz="6" w:space="6" w:color="D1D5DA"/>
+        <w:right w:val="single" w:sz="6" w:space="6" w:color="D1D5DA"/>
+      </w:pBdr>
+      <w:shd w:fill="F6F8FA" w:val="clear"/>
+      <w:wordWrap w:val="off"/>
+      <w:spacing w:before="0" w:after="0" w:line="240" w:lineRule="auto"/>
+      <w:ind w:left="144" w:right="144"/>
+      <w:contextualSpacing/>
+    </w:pPr>
+    <w:rPr>
+      <w:rFonts w:ascii="Consolas" w:hAnsi="Consolas"/>
+      <w:color w:val="24292E"/>
+      <w:sz w:val="18"/>
+    </w:rPr>
   </w:style>
   <w:style w:type="character" w:customStyle="1" w:styleId="VerbatimChar">
     <w:name w:val="Verbatim Char"/>

--- a/docs/assets/reference-mslearn.docx
+++ b/docs/assets/reference-mslearn.docx
@@ -489,6 +489,9 @@
   <w:style w:type="paragraph" w:default="1" w:styleId="Normal">
     <w:name w:val="Normal"/>
     <w:qFormat/>
+    <w:pPr>
+      <w:keepLines/>
+    </w:pPr>
   </w:style>
   <w:style w:type="paragraph" w:styleId="BodyText">
     <w:name w:val="Body Text"/>
